--- a/doc/MRD.docx
+++ b/doc/MRD.docx
@@ -50,9 +50,9 @@
         </w:rPr>
         <w:t>版本：v1.1</w:t>
         <w:br/>
-        <w:t>日期：2026-04-05（项目启动：2026-02-10）</w:t>
+        <w:t>日期：2026-04-06（项目启动：2026-02-10）</w:t>
         <w:br/>
-        <w:t>状态：更新（Phase 14 完成后同步，2026-04-05）</w:t>
+        <w:t>状态：更新（v0.8 / Phase 15 完成后同步，2026-04-06）</w:t>
         <w:br/>
         <w:t>编写：产品团队</w:t>
       </w:r>
@@ -7599,7 +7599,7 @@
                 <w:rFonts w:eastAsia="等线" w:ascii="Arial" w:cs="Arial" w:hAnsi="Arial"/>
                 <w:sz w:val="22"/>
               </w:rPr>
-              <w:t>功能完整度 100%，关键 bug 清零【已完成：Phase 1-14 全部完成，2026.2.10-4.5】</w:t>
+              <w:t>功能完整度 100%，关键 bug 清零【已完成：v0.1-v0.8 / Phase 1-15 全部完成，2026.2.10-4.6】</w:t>
             </w:r>
           </w:p>
         </w:tc>
@@ -10256,7 +10256,7 @@
           <w:i w:val="true"/>
           <w:sz w:val="22"/>
         </w:rPr>
-        <w:t>本文档将随市场环境和产品进展持续更新。v1.1 更新：MVP 已完成（Phase 1-14，2026.2.10-4.5），含完整 5e 规则引擎、LangGraph AI 编排、ChromaDB RAG、用户认证系统、AI Combat Agent、53子职业、前端驱动骰子、反应UI。下一次修订计划：2026 Q3 封闭内测启动后，基于用户数据更新 SOM 估算和留存指标。</w:t>
+        <w:t>本文档将随市场环境和产品进展持续更新。v1.1 更新：MVP 已完成（v0.1-v0.8 / Phase 1-15，2026.2.10-4.6），含完整 5e 规则引擎、LangGraph AI 编排、ChromaDB RAG、用户认证系统、AI Combat Agent、53子职业、前端驱动骰子、反应UI、PostgreSQL迁移、Docker容器化部署。下一次修订计划：2026 Q3 封闭内测启动后，基于用户数据更新 SOM 估算和留存指标。</w:t>
       </w:r>
     </w:p>
     <w:sectPr>
